--- a/KHBD_Robotics/Lớp_5/Tuần_13/KHBD_Robotics_Lớp_5_Tiet11_Bai_9_So_ngau_nhien.docx
+++ b/KHBD_Robotics/Lớp_5/Tuần_13/KHBD_Robotics_Lớp_5_Tiet11_Bai_9_So_ngau_nhien.docx
@@ -290,7 +290,7 @@
           <w:i w:val="0"/>
           <w:sz w:val="26"/>
         </w:rPr>
-        <w:t>+ Ứng dụng thuật toán số ngẫu nhiên trong điều khiển robot hoạt động tự động.</w:t>
+        <w:t>- Nêu được khái niệm xác suất.</w:t>
       </w:r>
     </w:p>
     <w:p>
@@ -809,7 +809,15 @@
               <w:spacing w:line="276" w:lineRule="auto" w:after="40"/>
               <w:jc w:val="left"/>
             </w:pPr>
-            <w:r/>
+            <w:r>
+              <w:rPr>
+                <w:rFonts w:ascii="Times New Roman" w:hAnsi="Times New Roman"/>
+                <w:sz w:val="26"/>
+              </w:rPr>
+              <w:t>+ GV cầm đồng xu (xúc xắc, rubik) và cho học sinh dự đoán các kết quả có thể xảy ra sau khi tung.</w:t>
+              <w:br/>
+              <w:t>+ HS tiến hành tung và đưa ra kết luận.</w:t>
+            </w:r>
             <w:r>
               <w:rPr>
                 <w:rFonts w:ascii="Times New Roman" w:hAnsi="Times New Roman" w:cs="Times New Roman" w:eastAsia="Times New Roman"/>
@@ -817,7 +825,6 @@
                 <w:i w:val="0"/>
                 <w:sz w:val="26"/>
               </w:rPr>
-              <w:t>- GV trình chiếu clip/hình ảnh thực tế sinh động liên quan đến chủ đề.</w:t>
             </w:r>
           </w:p>
           <w:p>
@@ -832,7 +839,6 @@
                 <w:i w:val="0"/>
                 <w:sz w:val="26"/>
               </w:rPr>
-              <w:t>- Đặt câu hỏi dẫn dắt: "Em có biết bạn robot này giúp ích gì cho con người không?"</w:t>
             </w:r>
           </w:p>
           <w:p>
@@ -847,7 +853,6 @@
                 <w:i w:val="0"/>
                 <w:sz w:val="26"/>
               </w:rPr>
-              <w:t>- HS chú ý quan sát, thảo luận cặp đôi và xung phong trả lời.</w:t>
             </w:r>
           </w:p>
           <w:p>
@@ -862,7 +867,6 @@
                 <w:i w:val="0"/>
                 <w:sz w:val="26"/>
               </w:rPr>
-              <w:t>- GV nhận xét, tuyên dương và dẫn dắt vào bài mới.</w:t>
             </w:r>
           </w:p>
         </w:tc>
@@ -881,7 +885,13 @@
               <w:spacing w:line="276" w:lineRule="auto" w:after="40"/>
               <w:jc w:val="left"/>
             </w:pPr>
-            <w:r/>
+            <w:r>
+              <w:rPr>
+                <w:rFonts w:ascii="Times New Roman" w:hAnsi="Times New Roman"/>
+                <w:sz w:val="26"/>
+              </w:rPr>
+              <w:t>Câu trả lời của HS.</w:t>
+            </w:r>
             <w:r>
               <w:rPr>
                 <w:rFonts w:ascii="Times New Roman" w:hAnsi="Times New Roman" w:cs="Times New Roman" w:eastAsia="Times New Roman"/>
@@ -889,7 +899,6 @@
                 <w:i w:val="0"/>
                 <w:sz w:val="26"/>
               </w:rPr>
-              <w:t>HS hào hứng, tập trung vào bài học.</w:t>
             </w:r>
           </w:p>
           <w:p>
@@ -904,7 +913,6 @@
                 <w:i w:val="0"/>
                 <w:sz w:val="26"/>
               </w:rPr>
-              <w:t>Nhận diện được chủ đề bài học.</w:t>
             </w:r>
           </w:p>
         </w:tc>
@@ -1112,7 +1120,15 @@
               <w:spacing w:line="276" w:lineRule="auto" w:after="40"/>
               <w:jc w:val="left"/>
             </w:pPr>
-            <w:r/>
+            <w:r>
+              <w:rPr>
+                <w:rFonts w:ascii="Times New Roman" w:hAnsi="Times New Roman"/>
+                <w:sz w:val="26"/>
+              </w:rPr>
+              <w:t>+ GV đặt câu hỏi và cho HS chia sẻ những hiểu biết của bản thân.</w:t>
+              <w:br/>
+              <w:t>+ HS chia sẻ, GV lắng nghe và nhận xét.</w:t>
+            </w:r>
             <w:r>
               <w:rPr>
                 <w:rFonts w:ascii="Times New Roman" w:hAnsi="Times New Roman" w:cs="Times New Roman" w:eastAsia="Times New Roman"/>
@@ -1120,7 +1136,6 @@
                 <w:i w:val="0"/>
                 <w:sz w:val="26"/>
               </w:rPr>
-              <w:t>- GV phát phiếu hướng dẫn và giới thiệu từng loại linh kiện chính.</w:t>
             </w:r>
           </w:p>
           <w:p>
@@ -1135,7 +1150,6 @@
                 <w:i w:val="0"/>
                 <w:sz w:val="26"/>
               </w:rPr>
-              <w:t>- Hướng dẫn HS cách chọn đúng chốt nối và cách phân biệt các khớp xoay.</w:t>
             </w:r>
           </w:p>
           <w:p>
@@ -1150,7 +1164,6 @@
                 <w:i w:val="0"/>
                 <w:sz w:val="26"/>
               </w:rPr>
-              <w:t>- HS làm việc nhóm, chọn đúng các chi tiết cần thiết ra khay chứa.</w:t>
             </w:r>
           </w:p>
           <w:p>
@@ -1165,7 +1178,6 @@
                 <w:i w:val="0"/>
                 <w:sz w:val="26"/>
               </w:rPr>
-              <w:t>- GV đi từng bàn kiểm tra, hỗ trợ nhóm còn lúng túng.</w:t>
             </w:r>
           </w:p>
         </w:tc>
@@ -1184,7 +1196,19 @@
               <w:spacing w:line="276" w:lineRule="auto" w:after="40"/>
               <w:jc w:val="left"/>
             </w:pPr>
-            <w:r/>
+            <w:r>
+              <w:rPr>
+                <w:rFonts w:ascii="Times New Roman" w:hAnsi="Times New Roman"/>
+                <w:sz w:val="26"/>
+              </w:rPr>
+              <w:t>+ Nêu được khái niệm xác suất.</w:t>
+              <w:br/>
+              <w:t>+ Nêu được một số trường hợp trong cuộc sống có xuất hiện yếu tố xác suất.</w:t>
+              <w:br/>
+              <w:t>+ Khái niệm xác suất: Là một số từ 0 - 1 mô tả khả năng xảy ra của một sự kiện nhất định. Trong đó số 0 thể hiện sự bất khả thi còn số 1 thể hiện sự chắc chắn sẽ xảy ra.</w:t>
+              <w:br/>
+              <w:t>+ Một số trường hợp trong cuộc sống có xuất hiện yếu tố xác suất: Dự báo thời tiết, bầu cử, trò chơi cá ngựa, …</w:t>
+            </w:r>
             <w:r>
               <w:rPr>
                 <w:rFonts w:ascii="Times New Roman" w:hAnsi="Times New Roman" w:cs="Times New Roman" w:eastAsia="Times New Roman"/>
@@ -1192,7 +1216,6 @@
                 <w:i w:val="0"/>
                 <w:sz w:val="26"/>
               </w:rPr>
-              <w:t>HS gọi đúng tên các linh kiện cơ bản.</w:t>
             </w:r>
           </w:p>
           <w:p>
@@ -1207,7 +1230,6 @@
                 <w:i w:val="0"/>
                 <w:sz w:val="26"/>
               </w:rPr>
-              <w:t>Chuẩn bị đầy đủ linh kiện lắp ráp.</w:t>
             </w:r>
           </w:p>
         </w:tc>
@@ -1415,7 +1437,15 @@
               <w:spacing w:line="276" w:lineRule="auto" w:after="40"/>
               <w:jc w:val="left"/>
             </w:pPr>
-            <w:r/>
+            <w:r>
+              <w:rPr>
+                <w:rFonts w:ascii="Times New Roman" w:hAnsi="Times New Roman"/>
+                <w:sz w:val="26"/>
+              </w:rPr>
+              <w:t>+ GV yêu cầu HS mở hộp, lựa chọn các mảnh ghép và lắp ghép theo hướng dẫn trong   sách. Lưu ý cách sử dụng chốt trong suốt.</w:t>
+              <w:br/>
+              <w:t>+ HS tiến hành lắp ráp robot Con rồng.</w:t>
+            </w:r>
             <w:r>
               <w:rPr>
                 <w:rFonts w:ascii="Times New Roman" w:hAnsi="Times New Roman" w:cs="Times New Roman" w:eastAsia="Times New Roman"/>
@@ -1423,7 +1453,6 @@
                 <w:i w:val="0"/>
                 <w:sz w:val="26"/>
               </w:rPr>
-              <w:t>- GV nêu yêu cầu thực hành và lưu ý an toàn khi lắp ráp.</w:t>
             </w:r>
           </w:p>
           <w:p>
@@ -1438,7 +1467,6 @@
                 <w:i w:val="0"/>
                 <w:sz w:val="26"/>
               </w:rPr>
-              <w:t>- HS phân công nhiệm vụ: bạn xem sơ đồ, bạn lắp khung, bạn thử pin.</w:t>
             </w:r>
           </w:p>
           <w:p>
@@ -1453,7 +1481,6 @@
                 <w:i w:val="0"/>
                 <w:sz w:val="26"/>
               </w:rPr>
-              <w:t>- Các nhóm hoàn thiện mô hình robot và bật công tắc chạy thử.</w:t>
             </w:r>
           </w:p>
           <w:p>
@@ -1468,7 +1495,49 @@
                 <w:i w:val="0"/>
                 <w:sz w:val="26"/>
               </w:rPr>
-              <w:t>- GV quan sát, khích lệ và chấm điểm thi đua giữa các nhóm.</w:t>
+            </w:r>
+          </w:p>
+          <w:p>
+            <w:pPr>
+              <w:jc w:val="center"/>
+            </w:pPr>
+            <w:r>
+              <w:drawing>
+                <wp:inline distT="0" distB="0" distL="0" distR="0" wp14:anchorId="01772859" wp14:editId="45FF23CB">
+                  <wp:extent cx="4227520" cy="3044476"/>
+                  <wp:effectExtent l="0" t="0" r="1905" b="3810"/>
+                  <wp:docPr id="147" name="picture 147" descr="Sung. Tên ảnh gốc: CLP000016640032.bmp Kích thước của ảnh gốc: rộng 769 pixel x cao 584 pixel"/>
+                  <wp:cNvGraphicFramePr/>
+                  <a:graphic xmlns:a="http://schemas.openxmlformats.org/drawingml/2006/main">
+                    <a:graphicData uri="http://schemas.openxmlformats.org/drawingml/2006/picture">
+                      <pic:pic xmlns:pic="http://schemas.openxmlformats.org/drawingml/2006/picture">
+                        <pic:nvPicPr>
+                          <pic:cNvPr id="0" name="pic"/>
+                          <pic:cNvPicPr/>
+                        </pic:nvPicPr>
+                        <pic:blipFill>
+                          <a:blip r:embed="rId16" cstate="print">
+                            <a:lum/>
+                          </a:blip>
+                          <a:srcRect/>
+                          <a:stretch>
+                            <a:fillRect/>
+                          </a:stretch>
+                        </pic:blipFill>
+                        <pic:spPr>
+                          <a:xfrm>
+                            <a:off x="0" y="0"/>
+                            <a:ext cx="4257670" cy="3066189"/>
+                          </a:xfrm>
+                          <a:prstGeom prst="rect">
+                            <a:avLst/>
+                          </a:prstGeom>
+                        </pic:spPr>
+                      </pic:pic>
+                    </a:graphicData>
+                  </a:graphic>
+                </wp:inline>
+              </w:drawing>
             </w:r>
           </w:p>
         </w:tc>
@@ -1487,7 +1556,13 @@
               <w:spacing w:line="276" w:lineRule="auto" w:after="40"/>
               <w:jc w:val="left"/>
             </w:pPr>
-            <w:r/>
+            <w:r>
+              <w:rPr>
+                <w:rFonts w:ascii="Times New Roman" w:hAnsi="Times New Roman"/>
+                <w:sz w:val="26"/>
+              </w:rPr>
+              <w:t>Sản phẩm robot của HS.</w:t>
+            </w:r>
             <w:r>
               <w:rPr>
                 <w:rFonts w:ascii="Times New Roman" w:hAnsi="Times New Roman" w:cs="Times New Roman" w:eastAsia="Times New Roman"/>
@@ -1495,7 +1570,6 @@
                 <w:i w:val="0"/>
                 <w:sz w:val="26"/>
               </w:rPr>
-              <w:t>Mô hình robot hoàn thành chắc chắn.</w:t>
             </w:r>
           </w:p>
           <w:p>
@@ -1510,7 +1584,6 @@
                 <w:i w:val="0"/>
                 <w:sz w:val="26"/>
               </w:rPr>
-              <w:t>Robot hoạt động trơn tru, chính xác.</w:t>
             </w:r>
           </w:p>
         </w:tc>
@@ -1718,7 +1791,35 @@
               <w:spacing w:line="276" w:lineRule="auto" w:after="40"/>
               <w:jc w:val="left"/>
             </w:pPr>
-            <w:r/>
+            <w:r>
+              <w:rPr>
+                <w:rFonts w:ascii="Times New Roman" w:hAnsi="Times New Roman"/>
+                <w:sz w:val="26"/>
+              </w:rPr>
+              <w:t>+ GV hướng dẫn HS lắp ráp sáng tạo thêm các chi tiết khác.</w:t>
+              <w:br/>
+              <w:t>+ HS tiến hành lắp ráp, sáng tạo dựa trên những gợi ý của GV và những mảnh ghép còn trong hộp.</w:t>
+              <w:br/>
+              <w:t>5. Tự học (Let’s move)</w:t>
+              <w:br/>
+              <w:t>- Mục tiêu: Vận hành được robot đã lắp.</w:t>
+              <w:br/>
+              <w:t>- Nội dung: HS vận hành robot vừa lắp, chơi với robot.</w:t>
+              <w:br/>
+              <w:t>+ GV tổ chức cho HS chơi với robot sau khi lắp xong.</w:t>
+              <w:br/>
+              <w:t>+ HS tự chơi với robot.</w:t>
+              <w:br/>
+              <w:t>6. Tự kiểm tra (Let’s check)</w:t>
+              <w:br/>
+              <w:t>- Mục tiêu: HS tháo được chốt, sắp xếp ngăn nắp các mảnh ghép vào trong hộp.</w:t>
+              <w:br/>
+              <w:t>- Nội dung: HS tháo chốt, sắp xếp các mảnh ghép.</w:t>
+              <w:br/>
+              <w:t>+ GV cho HS tháo chốt.</w:t>
+              <w:br/>
+              <w:t>+ HS tiến hành tháo robot, sắp xếp ngăn nắp các mảnh ghép vào trong hộp, dọn dẹp bàn ghế quanh vị trí ngồi.</w:t>
+            </w:r>
             <w:r>
               <w:rPr>
                 <w:rFonts w:ascii="Times New Roman" w:hAnsi="Times New Roman" w:cs="Times New Roman" w:eastAsia="Times New Roman"/>
@@ -1726,7 +1827,6 @@
                 <w:i w:val="0"/>
                 <w:sz w:val="26"/>
               </w:rPr>
-              <w:t>- GV đặt câu hỏi: "Em có thể gắn thêm chi tiết gì để bạn robot đẹp hơn?"</w:t>
             </w:r>
           </w:p>
           <w:p>
@@ -1741,7 +1841,6 @@
                 <w:i w:val="0"/>
                 <w:sz w:val="26"/>
               </w:rPr>
-              <w:t>- Đại diện 1-2 nhóm giơ robot lên giới thiệu và biểu diễn trước lớp.</w:t>
             </w:r>
           </w:p>
           <w:p>
@@ -1756,7 +1855,6 @@
                 <w:i w:val="0"/>
                 <w:sz w:val="26"/>
               </w:rPr>
-              <w:t>- GV tổng kết tiết học, dặn dò HS cẩn thận tháo dỡ hoặc bảo quản mô hình.</w:t>
             </w:r>
           </w:p>
           <w:p>
@@ -1771,7 +1869,6 @@
                 <w:i w:val="0"/>
                 <w:sz w:val="26"/>
               </w:rPr>
-              <w:t>- HS thu gom linh kiện vào đúng ngăn trong hộp Kit, xếp ghế ngay ngắn.</w:t>
             </w:r>
           </w:p>
         </w:tc>
@@ -1790,7 +1887,13 @@
               <w:spacing w:line="276" w:lineRule="auto" w:after="40"/>
               <w:jc w:val="left"/>
             </w:pPr>
-            <w:r/>
+            <w:r>
+              <w:rPr>
+                <w:rFonts w:ascii="Times New Roman" w:hAnsi="Times New Roman"/>
+                <w:sz w:val="26"/>
+              </w:rPr>
+              <w:t>Sản phẩm robot sáng tạo của HS.</w:t>
+            </w:r>
             <w:r>
               <w:rPr>
                 <w:rFonts w:ascii="Times New Roman" w:hAnsi="Times New Roman" w:cs="Times New Roman" w:eastAsia="Times New Roman"/>
@@ -1798,7 +1901,6 @@
                 <w:i w:val="0"/>
                 <w:sz w:val="26"/>
               </w:rPr>
-              <w:t>HS tự tin chia sẻ ý tưởng trước lớp.</w:t>
             </w:r>
           </w:p>
           <w:p>
@@ -1813,7 +1915,6 @@
                 <w:i w:val="0"/>
                 <w:sz w:val="26"/>
               </w:rPr>
-              <w:t>Hộp đồ dùng ngăn nắp, phòng học sạch sẽ.</w:t>
             </w:r>
           </w:p>
         </w:tc>
